--- a/mps-nivel-c/oficial/04_registros/FTGASMIG_Governanca-APIs/GASMIG02_Fundacao-Tecnologica/GQA-GASMIG02-001_Registro-de-GQA.docx
+++ b/mps-nivel-c/oficial/04_registros/FTGASMIG_Governanca-APIs/GASMIG02_Fundacao-Tecnologica/GQA-GASMIG02-001_Registro-de-GQA.docx
@@ -34,7 +34,7 @@
           <w:color w:val="555555"/>
           <w:sz w:val="20"/>
         </w:rPr>
-        <w:t>GQA-GASMIG02-001   ·   Versão Data   ·   05/06/2026   ·   Timeware Brasil</w:t>
+        <w:t>GQA-GASMIG02-001   ·   Versão Data   ·   10/06/2026   ·   Timeware Brasil</w:t>
       </w:r>
     </w:p>
     <w:p>
@@ -226,7 +226,7 @@
                 <w:i w:val="0"/>
                 <w:sz w:val="20"/>
               </w:rPr>
-              <w:t>1.2</w:t>
+              <w:t>1.3</w:t>
             </w:r>
           </w:p>
         </w:tc>
@@ -282,7 +282,7 @@
                 <w:i w:val="0"/>
                 <w:sz w:val="20"/>
               </w:rPr>
-              <w:t>05/06/2026</w:t>
+              <w:t>10/06/2026</w:t>
             </w:r>
           </w:p>
         </w:tc>
@@ -1952,7 +1952,7 @@
                 <w:i w:val="0"/>
                 <w:sz w:val="20"/>
               </w:rPr>
-              <w:t>Sprint encerra 06/06/2026; entrega prevista 09/06/2026</w:t>
+              <w:t>Sprint encerrada 06/06/2026 conforme planejado</w:t>
             </w:r>
           </w:p>
         </w:tc>
@@ -2007,7 +2007,7 @@
                 <w:i w:val="0"/>
                 <w:sz w:val="20"/>
               </w:rPr>
-              <w:t>⏳ Pendente</w:t>
+              <w:t>✅ Sim</w:t>
             </w:r>
           </w:p>
         </w:tc>
@@ -2032,7 +2032,7 @@
                 <w:i w:val="0"/>
                 <w:sz w:val="20"/>
               </w:rPr>
-              <w:t>REV-GASMIG02-002, ATA-GASMIG02-003 e TAE-GASMIG02-002 previstos para 09–10/06/2026</w:t>
+              <w:t>REV executada 09/06/2026; aceite em 09/06/2026; TAE-GASMIG02-002 emitido</w:t>
             </w:r>
           </w:p>
         </w:tc>
@@ -2063,7 +2063,628 @@
           <w:i w:val="0"/>
           <w:sz w:val="22"/>
         </w:rPr>
-        <w:t xml:space="preserve"> Sem não conformidades até o momento. Auditoria será complementada após encerramento da OS-002.</w:t>
+        <w:t xml:space="preserve"> Sem não conformidades.</w:t>
+      </w:r>
+    </w:p>
+    <w:p>
+      <w:pPr>
+        <w:pStyle w:val="Heading2"/>
+        <w:keepNext/>
+        <w:keepLines/>
+      </w:pPr>
+      <w:r>
+        <w:t>2.3 OS-002 — Auditoria de encerramento</w:t>
+      </w:r>
+    </w:p>
+    <w:p>
+      <w:pPr>
+        <w:spacing w:before="0" w:after="120"/>
+      </w:pPr>
+      <w:r>
+        <w:rPr>
+          <w:rFonts w:ascii="Calibri" w:hAnsi="Calibri"/>
+          <w:b/>
+          <w:i w:val="0"/>
+          <w:sz w:val="22"/>
+        </w:rPr>
+        <w:t>Data da auditoria:</w:t>
+      </w:r>
+      <w:r>
+        <w:rPr>
+          <w:rFonts w:ascii="Calibri" w:hAnsi="Calibri"/>
+          <w:b w:val="0"/>
+          <w:i w:val="0"/>
+          <w:sz w:val="22"/>
+        </w:rPr>
+        <w:t xml:space="preserve"> 10/06/2026</w:t>
+      </w:r>
+    </w:p>
+    <w:p>
+      <w:pPr>
+        <w:spacing w:before="0" w:after="120"/>
+      </w:pPr>
+      <w:r>
+        <w:rPr>
+          <w:rFonts w:ascii="Calibri" w:hAnsi="Calibri"/>
+          <w:b/>
+          <w:i w:val="0"/>
+          <w:sz w:val="22"/>
+        </w:rPr>
+        <w:t>Auditado por:</w:t>
+      </w:r>
+      <w:r>
+        <w:rPr>
+          <w:rFonts w:ascii="Calibri" w:hAnsi="Calibri"/>
+          <w:b w:val="0"/>
+          <w:i w:val="0"/>
+          <w:sz w:val="22"/>
+        </w:rPr>
+        <w:t xml:space="preserve"> COO (Operações)</w:t>
+      </w:r>
+    </w:p>
+    <w:p>
+      <w:pPr>
+        <w:spacing w:before="0" w:after="120"/>
+      </w:pPr>
+      <w:r>
+        <w:rPr>
+          <w:rFonts w:ascii="Calibri" w:hAnsi="Calibri"/>
+          <w:b/>
+          <w:i w:val="0"/>
+          <w:sz w:val="22"/>
+        </w:rPr>
+        <w:t>Período auditado:</w:t>
+      </w:r>
+      <w:r>
+        <w:rPr>
+          <w:rFonts w:ascii="Calibri" w:hAnsi="Calibri"/>
+          <w:b w:val="0"/>
+          <w:i w:val="0"/>
+          <w:sz w:val="22"/>
+        </w:rPr>
+        <w:t xml:space="preserve"> 04/06/2026 – 09/06/2026</w:t>
+      </w:r>
+    </w:p>
+    <w:tbl>
+      <w:tblPr>
+        <w:tblW w:type="auto" w:w="0"/>
+        <w:tblLook w:firstColumn="1" w:firstRow="1" w:lastColumn="0" w:lastRow="0" w:noHBand="0" w:noVBand="1" w:val="04A0"/>
+        <w:tblBorders>
+          <w:top w:val="single" w:sz="4" w:space="0" w:color="003366"/>
+          <w:left w:val="single" w:sz="4" w:space="0" w:color="003366"/>
+          <w:bottom w:val="single" w:sz="4" w:space="0" w:color="003366"/>
+          <w:right w:val="single" w:sz="4" w:space="0" w:color="003366"/>
+          <w:insideH w:val="single" w:sz="4" w:space="0" w:color="003366"/>
+          <w:insideV w:val="single" w:sz="4" w:space="0" w:color="003366"/>
+        </w:tblBorders>
+      </w:tblPr>
+      <w:tblGrid>
+        <w:gridCol w:w="2967"/>
+        <w:gridCol w:w="2967"/>
+        <w:gridCol w:w="2967"/>
+      </w:tblGrid>
+      <w:tr>
+        <w:trPr>
+          <w:cantSplit w:val="1"/>
+        </w:trPr>
+        <w:tc>
+          <w:tcPr>
+            <w:tcW w:type="dxa" w:w="2967"/>
+            <w:tcMar>
+              <w:top w:w="60" w:type="dxa"/>
+              <w:bottom w:w="60" w:type="dxa"/>
+              <w:left w:w="100" w:type="dxa"/>
+              <w:right w:w="100" w:type="dxa"/>
+            </w:tcMar>
+            <w:shd w:val="clear" w:color="auto" w:fill="003366"/>
+          </w:tcPr>
+          <w:p>
+            <w:pPr>
+              <w:spacing w:before="40" w:after="40"/>
+            </w:pPr>
+            <w:r>
+              <w:rPr>
+                <w:rFonts w:ascii="Calibri" w:hAnsi="Calibri"/>
+                <w:b/>
+                <w:i w:val="0"/>
+                <w:color w:val="FFFFFF"/>
+                <w:sz w:val="20"/>
+              </w:rPr>
+              <w:t>Item verificado</w:t>
+            </w:r>
+          </w:p>
+        </w:tc>
+        <w:tc>
+          <w:tcPr>
+            <w:tcW w:type="dxa" w:w="2967"/>
+            <w:tcMar>
+              <w:top w:w="60" w:type="dxa"/>
+              <w:bottom w:w="60" w:type="dxa"/>
+              <w:left w:w="100" w:type="dxa"/>
+              <w:right w:w="100" w:type="dxa"/>
+            </w:tcMar>
+            <w:shd w:val="clear" w:color="auto" w:fill="003366"/>
+          </w:tcPr>
+          <w:p>
+            <w:pPr>
+              <w:spacing w:before="40" w:after="40"/>
+            </w:pPr>
+            <w:r>
+              <w:rPr>
+                <w:rFonts w:ascii="Calibri" w:hAnsi="Calibri"/>
+                <w:b/>
+                <w:i w:val="0"/>
+                <w:color w:val="FFFFFF"/>
+                <w:sz w:val="20"/>
+              </w:rPr>
+              <w:t>Conforme?</w:t>
+            </w:r>
+          </w:p>
+        </w:tc>
+        <w:tc>
+          <w:tcPr>
+            <w:tcW w:type="dxa" w:w="2967"/>
+            <w:tcMar>
+              <w:top w:w="60" w:type="dxa"/>
+              <w:bottom w:w="60" w:type="dxa"/>
+              <w:left w:w="100" w:type="dxa"/>
+              <w:right w:w="100" w:type="dxa"/>
+            </w:tcMar>
+            <w:shd w:val="clear" w:color="auto" w:fill="003366"/>
+          </w:tcPr>
+          <w:p>
+            <w:pPr>
+              <w:spacing w:before="40" w:after="40"/>
+            </w:pPr>
+            <w:r>
+              <w:rPr>
+                <w:rFonts w:ascii="Calibri" w:hAnsi="Calibri"/>
+                <w:b/>
+                <w:i w:val="0"/>
+                <w:color w:val="FFFFFF"/>
+                <w:sz w:val="20"/>
+              </w:rPr>
+              <w:t>Observação</w:t>
+            </w:r>
+          </w:p>
+        </w:tc>
+      </w:tr>
+      <w:tr>
+        <w:trPr>
+          <w:cantSplit w:val="1"/>
+        </w:trPr>
+        <w:tc>
+          <w:tcPr>
+            <w:tcW w:type="dxa" w:w="2967"/>
+            <w:tcMar>
+              <w:top w:w="60" w:type="dxa"/>
+              <w:bottom w:w="60" w:type="dxa"/>
+              <w:left w:w="100" w:type="dxa"/>
+              <w:right w:w="100" w:type="dxa"/>
+            </w:tcMar>
+            <w:shd w:val="clear" w:color="auto" w:fill="EBF5FB"/>
+          </w:tcPr>
+          <w:p>
+            <w:pPr>
+              <w:spacing w:before="40" w:after="40"/>
+            </w:pPr>
+            <w:r>
+              <w:rPr>
+                <w:rFonts w:ascii="Calibri" w:hAnsi="Calibri"/>
+                <w:b w:val="0"/>
+                <w:i w:val="0"/>
+                <w:sz w:val="20"/>
+              </w:rPr>
+              <w:t>Verificação técnica executada com resultados registrados</w:t>
+            </w:r>
+          </w:p>
+        </w:tc>
+        <w:tc>
+          <w:tcPr>
+            <w:tcW w:type="dxa" w:w="2967"/>
+            <w:tcMar>
+              <w:top w:w="60" w:type="dxa"/>
+              <w:bottom w:w="60" w:type="dxa"/>
+              <w:left w:w="100" w:type="dxa"/>
+              <w:right w:w="100" w:type="dxa"/>
+            </w:tcMar>
+            <w:shd w:val="clear" w:color="auto" w:fill="EBF5FB"/>
+          </w:tcPr>
+          <w:p>
+            <w:pPr>
+              <w:spacing w:before="40" w:after="40"/>
+            </w:pPr>
+            <w:r>
+              <w:rPr>
+                <w:rFonts w:ascii="Calibri" w:hAnsi="Calibri"/>
+                <w:b w:val="0"/>
+                <w:i w:val="0"/>
+                <w:sz w:val="20"/>
+              </w:rPr>
+              <w:t>✅ Sim</w:t>
+            </w:r>
+          </w:p>
+        </w:tc>
+        <w:tc>
+          <w:tcPr>
+            <w:tcW w:type="dxa" w:w="2967"/>
+            <w:tcMar>
+              <w:top w:w="60" w:type="dxa"/>
+              <w:bottom w:w="60" w:type="dxa"/>
+              <w:left w:w="100" w:type="dxa"/>
+              <w:right w:w="100" w:type="dxa"/>
+            </w:tcMar>
+            <w:shd w:val="clear" w:color="auto" w:fill="EBF5FB"/>
+          </w:tcPr>
+          <w:p>
+            <w:pPr>
+              <w:spacing w:before="40" w:after="40"/>
+            </w:pPr>
+            <w:r>
+              <w:rPr>
+                <w:rFonts w:ascii="Calibri" w:hAnsi="Calibri"/>
+                <w:b w:val="0"/>
+                <w:i w:val="0"/>
+                <w:sz w:val="20"/>
+              </w:rPr>
+              <w:t>REV-GASMIG02-001 executada por Cézar Hiraki em 09/06/2026; 0 não conformidades</w:t>
+            </w:r>
+          </w:p>
+        </w:tc>
+      </w:tr>
+      <w:tr>
+        <w:trPr>
+          <w:cantSplit w:val="1"/>
+        </w:trPr>
+        <w:tc>
+          <w:tcPr>
+            <w:tcW w:type="dxa" w:w="2967"/>
+            <w:tcMar>
+              <w:top w:w="60" w:type="dxa"/>
+              <w:bottom w:w="60" w:type="dxa"/>
+              <w:left w:w="100" w:type="dxa"/>
+              <w:right w:w="100" w:type="dxa"/>
+            </w:tcMar>
+          </w:tcPr>
+          <w:p>
+            <w:pPr>
+              <w:spacing w:before="40" w:after="40"/>
+            </w:pPr>
+            <w:r>
+              <w:rPr>
+                <w:rFonts w:ascii="Calibri" w:hAnsi="Calibri"/>
+                <w:b w:val="0"/>
+                <w:i w:val="0"/>
+                <w:sz w:val="20"/>
+              </w:rPr>
+              <w:t>Aceite formal do cliente obtido</w:t>
+            </w:r>
+          </w:p>
+        </w:tc>
+        <w:tc>
+          <w:tcPr>
+            <w:tcW w:type="dxa" w:w="2967"/>
+            <w:tcMar>
+              <w:top w:w="60" w:type="dxa"/>
+              <w:bottom w:w="60" w:type="dxa"/>
+              <w:left w:w="100" w:type="dxa"/>
+              <w:right w:w="100" w:type="dxa"/>
+            </w:tcMar>
+          </w:tcPr>
+          <w:p>
+            <w:pPr>
+              <w:spacing w:before="40" w:after="40"/>
+            </w:pPr>
+            <w:r>
+              <w:rPr>
+                <w:rFonts w:ascii="Calibri" w:hAnsi="Calibri"/>
+                <w:b w:val="0"/>
+                <w:i w:val="0"/>
+                <w:sz w:val="20"/>
+              </w:rPr>
+              <w:t>✅ Sim</w:t>
+            </w:r>
+          </w:p>
+        </w:tc>
+        <w:tc>
+          <w:tcPr>
+            <w:tcW w:type="dxa" w:w="2967"/>
+            <w:tcMar>
+              <w:top w:w="60" w:type="dxa"/>
+              <w:bottom w:w="60" w:type="dxa"/>
+              <w:left w:w="100" w:type="dxa"/>
+              <w:right w:w="100" w:type="dxa"/>
+            </w:tcMar>
+          </w:tcPr>
+          <w:p>
+            <w:pPr>
+              <w:spacing w:before="40" w:after="40"/>
+            </w:pPr>
+            <w:r>
+              <w:rPr>
+                <w:rFonts w:ascii="Calibri" w:hAnsi="Calibri"/>
+                <w:b w:val="0"/>
+                <w:i w:val="0"/>
+                <w:sz w:val="20"/>
+              </w:rPr>
+              <w:t>E-mail Sérgio Villaça 09/06/2026 11:30 — "a entrega da fase 2 está aprovada"</w:t>
+            </w:r>
+          </w:p>
+        </w:tc>
+      </w:tr>
+      <w:tr>
+        <w:trPr>
+          <w:cantSplit w:val="1"/>
+        </w:trPr>
+        <w:tc>
+          <w:tcPr>
+            <w:tcW w:type="dxa" w:w="2967"/>
+            <w:tcMar>
+              <w:top w:w="60" w:type="dxa"/>
+              <w:bottom w:w="60" w:type="dxa"/>
+              <w:left w:w="100" w:type="dxa"/>
+              <w:right w:w="100" w:type="dxa"/>
+            </w:tcMar>
+            <w:shd w:val="clear" w:color="auto" w:fill="EBF5FB"/>
+          </w:tcPr>
+          <w:p>
+            <w:pPr>
+              <w:spacing w:before="40" w:after="40"/>
+            </w:pPr>
+            <w:r>
+              <w:rPr>
+                <w:rFonts w:ascii="Calibri" w:hAnsi="Calibri"/>
+                <w:b w:val="0"/>
+                <w:i w:val="0"/>
+                <w:sz w:val="20"/>
+              </w:rPr>
+              <w:t>Encerramento formal documentado</w:t>
+            </w:r>
+          </w:p>
+        </w:tc>
+        <w:tc>
+          <w:tcPr>
+            <w:tcW w:type="dxa" w:w="2967"/>
+            <w:tcMar>
+              <w:top w:w="60" w:type="dxa"/>
+              <w:bottom w:w="60" w:type="dxa"/>
+              <w:left w:w="100" w:type="dxa"/>
+              <w:right w:w="100" w:type="dxa"/>
+            </w:tcMar>
+            <w:shd w:val="clear" w:color="auto" w:fill="EBF5FB"/>
+          </w:tcPr>
+          <w:p>
+            <w:pPr>
+              <w:spacing w:before="40" w:after="40"/>
+            </w:pPr>
+            <w:r>
+              <w:rPr>
+                <w:rFonts w:ascii="Calibri" w:hAnsi="Calibri"/>
+                <w:b w:val="0"/>
+                <w:i w:val="0"/>
+                <w:sz w:val="20"/>
+              </w:rPr>
+              <w:t>✅ Sim</w:t>
+            </w:r>
+          </w:p>
+        </w:tc>
+        <w:tc>
+          <w:tcPr>
+            <w:tcW w:type="dxa" w:w="2967"/>
+            <w:tcMar>
+              <w:top w:w="60" w:type="dxa"/>
+              <w:bottom w:w="60" w:type="dxa"/>
+              <w:left w:w="100" w:type="dxa"/>
+              <w:right w:w="100" w:type="dxa"/>
+            </w:tcMar>
+            <w:shd w:val="clear" w:color="auto" w:fill="EBF5FB"/>
+          </w:tcPr>
+          <w:p>
+            <w:pPr>
+              <w:spacing w:before="40" w:after="40"/>
+            </w:pPr>
+            <w:r>
+              <w:rPr>
+                <w:rFonts w:ascii="Calibri" w:hAnsi="Calibri"/>
+                <w:b w:val="0"/>
+                <w:i w:val="0"/>
+                <w:sz w:val="20"/>
+              </w:rPr>
+              <w:t>TAE-GASMIG02-002 emitido em 09/06/2026</w:t>
+            </w:r>
+          </w:p>
+        </w:tc>
+      </w:tr>
+      <w:tr>
+        <w:trPr>
+          <w:cantSplit w:val="1"/>
+        </w:trPr>
+        <w:tc>
+          <w:tcPr>
+            <w:tcW w:type="dxa" w:w="2967"/>
+            <w:tcMar>
+              <w:top w:w="60" w:type="dxa"/>
+              <w:bottom w:w="60" w:type="dxa"/>
+              <w:left w:w="100" w:type="dxa"/>
+              <w:right w:w="100" w:type="dxa"/>
+            </w:tcMar>
+          </w:tcPr>
+          <w:p>
+            <w:pPr>
+              <w:spacing w:before="40" w:after="40"/>
+            </w:pPr>
+            <w:r>
+              <w:rPr>
+                <w:rFonts w:ascii="Calibri" w:hAnsi="Calibri"/>
+                <w:b w:val="0"/>
+                <w:i w:val="0"/>
+                <w:sz w:val="20"/>
+              </w:rPr>
+              <w:t>Lições aprendidas registradas</w:t>
+            </w:r>
+          </w:p>
+        </w:tc>
+        <w:tc>
+          <w:tcPr>
+            <w:tcW w:type="dxa" w:w="2967"/>
+            <w:tcMar>
+              <w:top w:w="60" w:type="dxa"/>
+              <w:bottom w:w="60" w:type="dxa"/>
+              <w:left w:w="100" w:type="dxa"/>
+              <w:right w:w="100" w:type="dxa"/>
+            </w:tcMar>
+          </w:tcPr>
+          <w:p>
+            <w:pPr>
+              <w:spacing w:before="40" w:after="40"/>
+            </w:pPr>
+            <w:r>
+              <w:rPr>
+                <w:rFonts w:ascii="Calibri" w:hAnsi="Calibri"/>
+                <w:b w:val="0"/>
+                <w:i w:val="0"/>
+                <w:sz w:val="20"/>
+              </w:rPr>
+              <w:t>✅ Sim</w:t>
+            </w:r>
+          </w:p>
+        </w:tc>
+        <w:tc>
+          <w:tcPr>
+            <w:tcW w:type="dxa" w:w="2967"/>
+            <w:tcMar>
+              <w:top w:w="60" w:type="dxa"/>
+              <w:bottom w:w="60" w:type="dxa"/>
+              <w:left w:w="100" w:type="dxa"/>
+              <w:right w:w="100" w:type="dxa"/>
+            </w:tcMar>
+          </w:tcPr>
+          <w:p>
+            <w:pPr>
+              <w:spacing w:before="40" w:after="40"/>
+            </w:pPr>
+            <w:r>
+              <w:rPr>
+                <w:rFonts w:ascii="Calibri" w:hAnsi="Calibri"/>
+                <w:b w:val="0"/>
+                <w:i w:val="0"/>
+                <w:sz w:val="20"/>
+              </w:rPr>
+              <w:t>LI-GASMIG02-001 atualizado com seção OS-002</w:t>
+            </w:r>
+          </w:p>
+        </w:tc>
+      </w:tr>
+      <w:tr>
+        <w:trPr>
+          <w:cantSplit w:val="1"/>
+        </w:trPr>
+        <w:tc>
+          <w:tcPr>
+            <w:tcW w:type="dxa" w:w="2967"/>
+            <w:tcMar>
+              <w:top w:w="60" w:type="dxa"/>
+              <w:bottom w:w="60" w:type="dxa"/>
+              <w:left w:w="100" w:type="dxa"/>
+              <w:right w:w="100" w:type="dxa"/>
+            </w:tcMar>
+            <w:shd w:val="clear" w:color="auto" w:fill="EBF5FB"/>
+          </w:tcPr>
+          <w:p>
+            <w:pPr>
+              <w:spacing w:before="40" w:after="40"/>
+            </w:pPr>
+            <w:r>
+              <w:rPr>
+                <w:rFonts w:ascii="Calibri" w:hAnsi="Calibri"/>
+                <w:b w:val="0"/>
+                <w:i w:val="0"/>
+                <w:sz w:val="20"/>
+              </w:rPr>
+              <w:t>Medição finalizada</w:t>
+            </w:r>
+          </w:p>
+        </w:tc>
+        <w:tc>
+          <w:tcPr>
+            <w:tcW w:type="dxa" w:w="2967"/>
+            <w:tcMar>
+              <w:top w:w="60" w:type="dxa"/>
+              <w:bottom w:w="60" w:type="dxa"/>
+              <w:left w:w="100" w:type="dxa"/>
+              <w:right w:w="100" w:type="dxa"/>
+            </w:tcMar>
+            <w:shd w:val="clear" w:color="auto" w:fill="EBF5FB"/>
+          </w:tcPr>
+          <w:p>
+            <w:pPr>
+              <w:spacing w:before="40" w:after="40"/>
+            </w:pPr>
+            <w:r>
+              <w:rPr>
+                <w:rFonts w:ascii="Calibri" w:hAnsi="Calibri"/>
+                <w:b w:val="0"/>
+                <w:i w:val="0"/>
+                <w:sz w:val="20"/>
+              </w:rPr>
+              <w:t>✅ Sim</w:t>
+            </w:r>
+          </w:p>
+        </w:tc>
+        <w:tc>
+          <w:tcPr>
+            <w:tcW w:type="dxa" w:w="2967"/>
+            <w:tcMar>
+              <w:top w:w="60" w:type="dxa"/>
+              <w:bottom w:w="60" w:type="dxa"/>
+              <w:left w:w="100" w:type="dxa"/>
+              <w:right w:w="100" w:type="dxa"/>
+            </w:tcMar>
+            <w:shd w:val="clear" w:color="auto" w:fill="EBF5FB"/>
+          </w:tcPr>
+          <w:p>
+            <w:pPr>
+              <w:spacing w:before="40" w:after="40"/>
+            </w:pPr>
+            <w:r>
+              <w:rPr>
+                <w:rFonts w:ascii="Calibri" w:hAnsi="Calibri"/>
+                <w:b w:val="0"/>
+                <w:i w:val="0"/>
+                <w:sz w:val="20"/>
+              </w:rPr>
+              <w:t>MED-GASMIG02-001 atualizado — todos os indicadores M1–M9 OS-002 confirmados</w:t>
+            </w:r>
+          </w:p>
+        </w:tc>
+      </w:tr>
+    </w:tbl>
+    <w:p>
+      <w:pPr>
+        <w:spacing w:before="0" w:after="160"/>
+      </w:pPr>
+    </w:p>
+    <w:p>
+      <w:pPr>
+        <w:spacing w:before="0" w:after="120"/>
+      </w:pPr>
+      <w:r>
+        <w:rPr>
+          <w:rFonts w:ascii="Calibri" w:hAnsi="Calibri"/>
+          <w:b/>
+          <w:i w:val="0"/>
+          <w:sz w:val="22"/>
+        </w:rPr>
+        <w:t>Resultado encerramento OS-002:</w:t>
+      </w:r>
+      <w:r>
+        <w:rPr>
+          <w:rFonts w:ascii="Calibri" w:hAnsi="Calibri"/>
+          <w:b w:val="0"/>
+          <w:i w:val="0"/>
+          <w:sz w:val="22"/>
+        </w:rPr>
+        <w:t xml:space="preserve"> Sem não conformidades. Projeto encerrado com 100% dos artefatos de processo em conformidade.</w:t>
       </w:r>
     </w:p>
     <w:p>
@@ -3975,7 +4596,7 @@
                 <w:i w:val="0"/>
                 <w:sz w:val="20"/>
               </w:rPr>
-              <w:t>REV-GASMIG02-002</w:t>
+              <w:t>REV-GASMIG02-001</w:t>
             </w:r>
           </w:p>
         </w:tc>
@@ -4025,7 +4646,7 @@
                 <w:i w:val="0"/>
                 <w:sz w:val="20"/>
               </w:rPr>
-              <w:t>⏳ Pendente</w:t>
+              <w:t>✅ Sim</w:t>
             </w:r>
           </w:p>
         </w:tc>
@@ -4050,7 +4671,7 @@
                 <w:i w:val="0"/>
                 <w:sz w:val="20"/>
               </w:rPr>
-              <w:t>Após entrega em 09/06/2026</w:t>
+              <w:t>Executada por Cézar Hiraki em 09/06/2026; 0 não conformidades</w:t>
             </w:r>
           </w:p>
         </w:tc>
@@ -4107,7 +4728,7 @@
                 <w:i w:val="0"/>
                 <w:sz w:val="20"/>
               </w:rPr>
-              <w:t>Ata de aceite com assinatura do cliente</w:t>
+              <w:t>Ata de apresentação e aceite</w:t>
             </w:r>
           </w:p>
         </w:tc>
@@ -4133,7 +4754,7 @@
                 <w:i w:val="0"/>
                 <w:sz w:val="20"/>
               </w:rPr>
-              <w:t>⏳ Pendente</w:t>
+              <w:t>✅ Sim</w:t>
             </w:r>
           </w:p>
         </w:tc>
@@ -4159,7 +4780,7 @@
                 <w:i w:val="0"/>
                 <w:sz w:val="20"/>
               </w:rPr>
-              <w:t>Após homologação em 10/06/2026</w:t>
+              <w:t>Reunião 08/06/2026; aceite registrado em 09/06/2026</w:t>
             </w:r>
           </w:p>
         </w:tc>
@@ -4239,7 +4860,7 @@
                 <w:i w:val="0"/>
                 <w:sz w:val="20"/>
               </w:rPr>
-              <w:t>⏳ Pendente</w:t>
+              <w:t>✅ Sim</w:t>
             </w:r>
           </w:p>
         </w:tc>
@@ -4264,7 +4885,7 @@
                 <w:i w:val="0"/>
                 <w:sz w:val="20"/>
               </w:rPr>
-              <w:t>Após homologação em 10/06/2026</w:t>
+              <w:t>Emitido em 09/06/2026</w:t>
             </w:r>
           </w:p>
         </w:tc>
@@ -4734,6 +5355,112 @@
           </w:p>
         </w:tc>
       </w:tr>
+      <w:tr>
+        <w:trPr>
+          <w:cantSplit w:val="1"/>
+        </w:trPr>
+        <w:tc>
+          <w:tcPr>
+            <w:tcW w:type="dxa" w:w="2225"/>
+            <w:tcMar>
+              <w:top w:w="60" w:type="dxa"/>
+              <w:bottom w:w="60" w:type="dxa"/>
+              <w:left w:w="100" w:type="dxa"/>
+              <w:right w:w="100" w:type="dxa"/>
+            </w:tcMar>
+            <w:shd w:val="clear" w:color="auto" w:fill="F0F4F8"/>
+          </w:tcPr>
+          <w:p>
+            <w:pPr>
+              <w:spacing w:before="40" w:after="40"/>
+            </w:pPr>
+            <w:r>
+              <w:rPr>
+                <w:rFonts w:ascii="Calibri" w:hAnsi="Calibri"/>
+                <w:b/>
+                <w:i w:val="0"/>
+                <w:sz w:val="20"/>
+              </w:rPr>
+              <w:t>1.3</w:t>
+            </w:r>
+          </w:p>
+        </w:tc>
+        <w:tc>
+          <w:tcPr>
+            <w:tcW w:type="dxa" w:w="2225"/>
+            <w:tcMar>
+              <w:top w:w="60" w:type="dxa"/>
+              <w:bottom w:w="60" w:type="dxa"/>
+              <w:left w:w="100" w:type="dxa"/>
+              <w:right w:w="100" w:type="dxa"/>
+            </w:tcMar>
+          </w:tcPr>
+          <w:p>
+            <w:pPr>
+              <w:spacing w:before="40" w:after="40"/>
+            </w:pPr>
+            <w:r>
+              <w:rPr>
+                <w:rFonts w:ascii="Calibri" w:hAnsi="Calibri"/>
+                <w:b w:val="0"/>
+                <w:i w:val="0"/>
+                <w:sz w:val="20"/>
+              </w:rPr>
+              <w:t>10/06/2026</w:t>
+            </w:r>
+          </w:p>
+        </w:tc>
+        <w:tc>
+          <w:tcPr>
+            <w:tcW w:type="dxa" w:w="2225"/>
+            <w:tcMar>
+              <w:top w:w="60" w:type="dxa"/>
+              <w:bottom w:w="60" w:type="dxa"/>
+              <w:left w:w="100" w:type="dxa"/>
+              <w:right w:w="100" w:type="dxa"/>
+            </w:tcMar>
+          </w:tcPr>
+          <w:p>
+            <w:pPr>
+              <w:spacing w:before="40" w:after="40"/>
+            </w:pPr>
+            <w:r>
+              <w:rPr>
+                <w:rFonts w:ascii="Calibri" w:hAnsi="Calibri"/>
+                <w:b w:val="0"/>
+                <w:i w:val="0"/>
+                <w:sz w:val="20"/>
+              </w:rPr>
+              <w:t>COO (Operações)</w:t>
+            </w:r>
+          </w:p>
+        </w:tc>
+        <w:tc>
+          <w:tcPr>
+            <w:tcW w:type="dxa" w:w="2225"/>
+            <w:tcMar>
+              <w:top w:w="60" w:type="dxa"/>
+              <w:bottom w:w="60" w:type="dxa"/>
+              <w:left w:w="100" w:type="dxa"/>
+              <w:right w:w="100" w:type="dxa"/>
+            </w:tcMar>
+          </w:tcPr>
+          <w:p>
+            <w:pPr>
+              <w:spacing w:before="40" w:after="40"/>
+            </w:pPr>
+            <w:r>
+              <w:rPr>
+                <w:rFonts w:ascii="Calibri" w:hAnsi="Calibri"/>
+                <w:b w:val="0"/>
+                <w:i w:val="0"/>
+                <w:sz w:val="20"/>
+              </w:rPr>
+              <w:t>Fechamento da auditoria parcial OS-002; adição da auditoria de encerramento (§2.3); artefatos ⏳ atualizados para ✅</w:t>
+            </w:r>
+          </w:p>
+        </w:tc>
+      </w:tr>
     </w:tbl>
     <w:p>
       <w:pPr>
@@ -4774,7 +5501,7 @@
         <w:color w:val="555555"/>
         <w:sz w:val="16"/>
       </w:rPr>
-      <w:t>vData  ·  05/06/2026</w:t>
+      <w:t>vData  ·  10/06/2026</w:t>
     </w:r>
     <w:r>
       <w:tab/>
@@ -4836,7 +5563,7 @@
         <w:color w:val="555555"/>
         <w:sz w:val="16"/>
       </w:rPr>
-      <w:t>vData  ·  05/06/2026</w:t>
+      <w:t>vData  ·  10/06/2026</w:t>
     </w:r>
     <w:r>
       <w:tab/>
